--- a/08运维服务质量管理制度、计划及报告/CYYH-ITSS-08-07顾客满意度调查统计报告.docx
+++ b/08运维服务质量管理制度、计划及报告/CYYH-ITSS-08-07顾客满意度调查统计报告.docx
@@ -2647,9 +2647,9 @@
           <w:szCs w:val="31"/>
         </w:rPr>
       </w:pPr>
-      <w:bookmarkStart w:id="0" w:name="bookmark2"/>
+      <w:bookmarkStart w:id="0" w:name="bookmark1"/>
       <w:bookmarkEnd w:id="0"/>
-      <w:bookmarkStart w:id="1" w:name="bookmark1"/>
+      <w:bookmarkStart w:id="1" w:name="bookmark2"/>
       <w:bookmarkEnd w:id="1"/>
       <w:r>
         <w:rPr>
@@ -3981,9 +3981,9 @@
           <w:szCs w:val="31"/>
         </w:rPr>
       </w:pPr>
-      <w:bookmarkStart w:id="10" w:name="bookmark9"/>
+      <w:bookmarkStart w:id="10" w:name="bookmark10"/>
       <w:bookmarkEnd w:id="10"/>
-      <w:bookmarkStart w:id="11" w:name="bookmark10"/>
+      <w:bookmarkStart w:id="11" w:name="bookmark9"/>
       <w:bookmarkEnd w:id="11"/>
       <w:r>
         <w:rPr>
@@ -6656,6 +6656,12 @@
             <w:insideH w:val="single" w:color="000000" w:sz="2" w:space="0"/>
             <w:insideV w:val="single" w:color="000000" w:sz="2" w:space="0"/>
           </w:tblBorders>
+          <w:tblCellMar>
+            <w:top w:w="0" w:type="dxa"/>
+            <w:left w:w="0" w:type="dxa"/>
+            <w:bottom w:w="0" w:type="dxa"/>
+            <w:right w:w="0" w:type="dxa"/>
+          </w:tblCellMar>
         </w:tblPrEx>
         <w:trPr>
           <w:trHeight w:val="404" w:hRule="atLeast"/>
@@ -9616,19 +9622,21 @@
               <w:spacing w:before="127" w:line="206" w:lineRule="auto"/>
               <w:ind w:left="147"/>
               <w:rPr>
-                <w:rFonts w:ascii="宋体" w:hAnsi="宋体" w:eastAsia="宋体" w:cs="宋体"/>
-                <w:sz w:val="24"/>
-                <w:szCs w:val="24"/>
-              </w:rPr>
-            </w:pPr>
-            <w:r>
-              <w:rPr>
-                <w:rFonts w:ascii="宋体" w:hAnsi="宋体" w:eastAsia="宋体" w:cs="宋体"/>
+                <w:rFonts w:hint="eastAsia" w:ascii="宋体" w:hAnsi="宋体" w:eastAsia="宋体" w:cs="宋体"/>
+                <w:sz w:val="24"/>
+                <w:szCs w:val="24"/>
+                <w:lang w:eastAsia="zh-CN"/>
+              </w:rPr>
+            </w:pPr>
+            <w:r>
+              <w:rPr>
+                <w:rFonts w:hint="eastAsia" w:ascii="宋体" w:hAnsi="宋体" w:eastAsia="宋体" w:cs="宋体"/>
                 <w:spacing w:val="-14"/>
                 <w:sz w:val="24"/>
                 <w:szCs w:val="24"/>
-              </w:rPr>
-              <w:t>10</w:t>
+                <w:lang w:val="en-US" w:eastAsia="zh-CN"/>
+              </w:rPr>
+              <w:t>8</w:t>
             </w:r>
           </w:p>
         </w:tc>
@@ -9878,9 +9886,10 @@
               <w:spacing w:before="82"/>
               <w:ind w:left="323"/>
               <w:rPr>
-                <w:rFonts w:ascii="宋体" w:hAnsi="宋体" w:eastAsia="宋体" w:cs="宋体"/>
-                <w:sz w:val="24"/>
-                <w:szCs w:val="24"/>
+                <w:rFonts w:hint="eastAsia" w:ascii="宋体" w:hAnsi="宋体" w:eastAsia="宋体" w:cs="宋体"/>
+                <w:sz w:val="24"/>
+                <w:szCs w:val="24"/>
+                <w:lang w:val="en-US" w:eastAsia="zh-CN"/>
               </w:rPr>
             </w:pPr>
             <w:r>
@@ -9890,7 +9899,17 @@
                 <w:sz w:val="24"/>
                 <w:szCs w:val="24"/>
               </w:rPr>
-              <w:t>76</w:t>
+              <w:t>7</w:t>
+            </w:r>
+            <w:r>
+              <w:rPr>
+                <w:rFonts w:hint="eastAsia" w:ascii="宋体" w:hAnsi="宋体" w:eastAsia="宋体" w:cs="宋体"/>
+                <w:spacing w:val="-8"/>
+                <w:sz w:val="24"/>
+                <w:szCs w:val="24"/>
+                <w:lang w:val="en-US" w:eastAsia="zh-CN"/>
+              </w:rPr>
+              <w:t>4</w:t>
             </w:r>
           </w:p>
         </w:tc>
@@ -9903,9 +9922,10 @@
               <w:spacing w:before="83" w:line="239" w:lineRule="auto"/>
               <w:ind w:left="257"/>
               <w:rPr>
-                <w:rFonts w:ascii="宋体" w:hAnsi="宋体" w:eastAsia="宋体" w:cs="宋体"/>
-                <w:sz w:val="24"/>
-                <w:szCs w:val="24"/>
+                <w:rFonts w:hint="default" w:ascii="宋体" w:hAnsi="宋体" w:eastAsia="宋体" w:cs="宋体"/>
+                <w:sz w:val="24"/>
+                <w:szCs w:val="24"/>
+                <w:lang w:val="en-US" w:eastAsia="zh-CN"/>
               </w:rPr>
             </w:pPr>
             <w:r>
@@ -9915,8 +9935,20 @@
                 <w:sz w:val="24"/>
                 <w:szCs w:val="24"/>
               </w:rPr>
-              <w:t>8.44</w:t>
-            </w:r>
+              <w:t>8.</w:t>
+            </w:r>
+            <w:r>
+              <w:rPr>
+                <w:rFonts w:hint="eastAsia" w:ascii="宋体" w:hAnsi="宋体" w:eastAsia="宋体" w:cs="宋体"/>
+                <w:spacing w:val="-3"/>
+                <w:sz w:val="24"/>
+                <w:szCs w:val="24"/>
+                <w:lang w:val="en-US" w:eastAsia="zh-CN"/>
+              </w:rPr>
+              <w:t>22</w:t>
+            </w:r>
+            <w:bookmarkStart w:id="15" w:name="_GoBack"/>
+            <w:bookmarkEnd w:id="15"/>
           </w:p>
         </w:tc>
       </w:tr>
@@ -10387,18 +10419,7 @@
                 <w:sz w:val="24"/>
                 <w:szCs w:val="24"/>
               </w:rPr>
-              <w:t>1</w:t>
-            </w:r>
-            <w:bookmarkStart w:id="15" w:name="_GoBack"/>
-            <w:bookmarkEnd w:id="15"/>
-            <w:r>
-              <w:rPr>
-                <w:rFonts w:ascii="宋体" w:hAnsi="宋体" w:eastAsia="宋体" w:cs="宋体"/>
-                <w:spacing w:val="-14"/>
-                <w:sz w:val="24"/>
-                <w:szCs w:val="24"/>
-              </w:rPr>
-              <w:t>0</w:t>
+              <w:t>10</w:t>
             </w:r>
             <w:r>
               <w:rPr>
